--- a/DeepVision Pipeline Output/report/Final_Project_Report_Draft.docx
+++ b/DeepVision Pipeline Output/report/Final_Project_Report_Draft.docx
@@ -8,6 +8,36 @@
       </w:pPr>
       <w:r>
         <w:t>Deep Vision Pipeline for Brain Tumor MRI Slice Understanding</w:t>
+      </w:r>
+    </w:p>
+    <w:p>
+      <w:r>
+        <w:t xml:space="preserve">Submitted By:</w:t>
+      </w:r>
+    </w:p>
+    <w:p>
+      <w:r>
+        <w:t xml:space="preserve">231192 - Muhammad Maaz Akram</w:t>
+      </w:r>
+    </w:p>
+    <w:p>
+      <w:r>
+        <w:t xml:space="preserve">231200 - Muhammad Umar</w:t>
+      </w:r>
+    </w:p>
+    <w:p>
+      <w:r>
+        <w:t xml:space="preserve">BSAI-6A</w:t>
+      </w:r>
+    </w:p>
+    <w:p>
+      <w:r>
+        <w:t xml:space="preserve">Submitted to Ms Hina Rashid</w:t>
+      </w:r>
+    </w:p>
+    <w:p>
+      <w:r>
+        <w:t xml:space="preserve">Computer Vision Semester Project</w:t>
       </w:r>
     </w:p>
     <w:p>

--- a/DeepVision Pipeline Output/report/Final_Project_Report_Draft.docx
+++ b/DeepVision Pipeline Output/report/Final_Project_Report_Draft.docx
@@ -56,6 +56,29 @@
     <w:p>
       <w:r>
         <w:t>This project extends the first three Computer Vision assignments into an end-to-end deep vision workflow. The system performs data acquisition, radiometric pre-processing, segmentation, feature description, and final recognition using a deep model. The current run used `3d_transformer` for the recognition stage and produced a held-out test accuracy of 0.7812, macro precision of 0.8478, macro recall of 0.7812, and macro F1 of 0.7703.</w:t>
+      </w:r>
+    </w:p>
+    <w:p>
+      <w:pPr>
+        <w:pStyle w:val="Heading1"/>
+      </w:pPr>
+      <w:r>
+        <w:t xml:space="preserve">Dataset Used</w:t>
+      </w:r>
+    </w:p>
+    <w:p>
+      <w:r>
+        <w:t xml:space="preserve">The dataset information follows the same details already written in Assignment 1 and Assignment 2 reports. The original dataset selected for the work was BraTS-PEDs from The Cancer Imaging Archive. The source link is https://www.cancerimagingarchive.net/collection/brats-peds/ and the DOI is 10.7937/dx5c-tj86. The full collection contains about 457 subjects and around 32.7 GB of image data.</w:t>
+      </w:r>
+    </w:p>
+    <w:p>
+      <w:r>
+        <w:t xml:space="preserve">For the notebooks, we used a smaller KaggleHub chunk named awansaad6797/cancer-dataset. This was done because the full TCIA dataset is large and not practical to download again and again in Colab. Assignment 1 used this data for MRI filtering and quality checks, producing 4,800 metric rows across Gaussian, mean, and median filters. Assignment 2 used the same data for segmentation, morphology, chain code, and convex hull analysis on T1CE, T1, FL, and T2 SRI-defaced MRI slices, mainly slices 76, 77, and 78.</w:t>
+      </w:r>
+    </w:p>
+    <w:p>
+      <w:r>
+        <w:t xml:space="preserve">The final Deep Vision run exported 158 annotated slice samples with image, mask, and overlay files. These final training and testing files are stored in DeepVision Pipeline Output/annotated_dataset/.</w:t>
       </w:r>
     </w:p>
     <w:p>
